--- a/report/ME5418_Group18_Neural_Network_Report_Revised.docx
+++ b/report/ME5418_Group18_Neural_Network_Report_Revised.docx
@@ -39,7 +39,10 @@
         <w:jc w:val="left"/>
       </w:pPr>
       <w:r>
-        <w:t>Our circular end effector moves towards a fruit among flexible branches. There are eight actions: the four cardinal directions, each with a small or large step. The observation combines robot position and target offset with current and resting branch nodes, stiffness, contact flags, safety limits, branch masks and the remaining budget. The reward favours target progress and penalizes deformation and travel, with a success bonus and a damage penalty. Motions are split into substeps to check contact and segment strain. Success or damage ends the episode; the step limit is handled as a truncation.</w:t>
+        <w:rPr>
+          <w:color w:val="000000"/>
+        </w:rPr>
+        <w:t>Our circular end effector moves towards a fruit among flexible branches. There are eight actions: the four cardinal directions, each with a small or large step. The observation combines robot position and target offset with current and resting branch nodes, stiffness, contact flags, safety limits, branch masks and the remaining budget. The reward favours target progress and penalizes deformation and travel, with a success bonus and a damage penalty. Motions are split into substeps to check contact and segment strain. Success, damage or budget exhaustion terminates the task: 100 steps by default and 200 in the mixed canopy.</w:t>
       </w:r>
     </w:p>
     <w:p>
@@ -604,7 +607,7 @@
         <w:rPr>
           <w:color w:val="000000"/>
         </w:rPr>
-        <w:t>With the default settings, the demo fixes the random seed and collects 128 transitions using a random policy. It then performs three updates with minibatches of 128. We store the final next observation before resetting an episode so that a transition cannot accidentally point into a new episode. The online network predicts the Q value of the recorded action. Its Bellman target adds the reward to the discounted maximum next-state Q value from the target network, with a discount factor of 0.99. We stop bootstrapping after success or damage, but keep it for time-limit truncations. A default minibatch has shape 128 by 125 and produces 128 by 8 Q values. A gather operation selects each recorded action's prediction for the loss.</w:t>
+        <w:t>With the default settings, the demo fixes the random seed and collects 128 transitions using a random policy. It then performs three updates with minibatches of 128. We store the final next observation before resetting an episode so that a transition cannot accidentally point into a new episode. The online network predicts the Q value of the recorded action. Its Bellman target adds the reward to the discounted maximum next-state Q value from the target network, with a discount factor of 0.99. Success, damage and budget exhaustion stop bootstrapping; only an external interruption of an unfinished task retains the next-state term. A default minibatch has shape 128 by 125 and produces 128 by 8 Q values. A gather operation selects each recorded action's prediction for the loss.</w:t>
       </w:r>
     </w:p>
     <w:p>
@@ -666,7 +669,10 @@
         <w:jc w:val="left"/>
       </w:pPr>
       <w:r>
-        <w:t>The main lesson from connecting the network to the environment was to make the data interfaces explicit. The mixed canopy needs 341 inputs, so a network fixed at 125 inputs would fail. We also needed to distinguish termination from truncation and store the final observation before reset. Otherwise, a transition could use a state from the next episode. Splitting HarvestingEnv.step into helpers for actions, motion and transition evaluation made this logic easier to inspect.</w:t>
+        <w:rPr>
+          <w:color w:val="000000"/>
+        </w:rPr>
+        <w:t>The main lesson from connecting the network to the environment was to make the data interfaces explicit. The mixed canopy needs 341 inputs, so a network fixed at 125 inputs would fail. We also needed to treat budget exhaustion as task termination, distinguish external truncation and store the final observation before reset. Otherwise, a transition could use a state from the next episode. Splitting HarvestingEnv.step into helpers for actions, motion and transition evaluation made this logic easier to inspect.</w:t>
       </w:r>
     </w:p>
     <w:p>
